--- a/templates-hocba/Mau-HocBa-Lop3.docx
+++ b/templates-hocba/Mau-HocBa-Lop3.docx
@@ -5254,131 +5254,19 @@
         </w:rPr>
       </w:pPr>
       <w:r>
-        <w:rPr>
-          <w:i/>
-          <w:sz w:val="26"/>
-        </w:rPr>
-        <w:t>(Ký, ghi</w:t>
-      </w:r>
-      <w:r>
-        <w:rPr>
-          <w:i/>
-          <w:spacing w:val="9"/>
-          <w:sz w:val="26"/>
-        </w:rPr>
-        <w:t xml:space="preserve"> </w:t>
-      </w:r>
-      <w:r>
-        <w:rPr>
-          <w:i/>
-          <w:sz w:val="26"/>
-        </w:rPr>
-        <w:t>rõ</w:t>
-      </w:r>
-      <w:r>
-        <w:rPr>
-          <w:i/>
-          <w:spacing w:val="14"/>
-          <w:sz w:val="26"/>
-        </w:rPr>
-        <w:t xml:space="preserve"> </w:t>
-      </w:r>
-      <w:r>
-        <w:rPr>
-          <w:i/>
-          <w:sz w:val="26"/>
-        </w:rPr>
-        <w:t>họ</w:t>
-      </w:r>
-      <w:r>
-        <w:rPr>
-          <w:i/>
-          <w:spacing w:val="14"/>
-          <w:sz w:val="26"/>
-        </w:rPr>
-        <w:t xml:space="preserve"> </w:t>
-      </w:r>
-      <w:r>
-        <w:rPr>
-          <w:i/>
-          <w:sz w:val="26"/>
-        </w:rPr>
-        <w:t>tên</w:t>
-      </w:r>
-      <w:r>
-        <w:rPr>
-          <w:i/>
-          <w:spacing w:val="14"/>
-          <w:sz w:val="26"/>
-        </w:rPr>
-        <w:t xml:space="preserve"> </w:t>
-      </w:r>
-      <w:r>
-        <w:rPr>
-          <w:i/>
-          <w:sz w:val="26"/>
-        </w:rPr>
-        <w:t>và</w:t>
-      </w:r>
-      <w:r>
-        <w:rPr>
-          <w:i/>
-          <w:spacing w:val="14"/>
-          <w:sz w:val="26"/>
-        </w:rPr>
-        <w:t xml:space="preserve"> </w:t>
-      </w:r>
-      <w:r>
-        <w:rPr>
-          <w:i/>
-          <w:sz w:val="26"/>
-        </w:rPr>
-        <w:t>đóng</w:t>
-      </w:r>
-      <w:r>
-        <w:rPr>
-          <w:i/>
-          <w:spacing w:val="15"/>
-          <w:sz w:val="26"/>
-        </w:rPr>
-        <w:t xml:space="preserve"> </w:t>
-      </w:r>
-      <w:r>
-        <w:rPr>
-          <w:i/>
-          <w:spacing w:val="-4"/>
-          <w:sz w:val="26"/>
-        </w:rPr>
-        <w:t>dấu)</w:t>
-      </w:r>
-    </w:p>
-    <w:p>
-      <w:pPr>
-        <w:spacing w:before="90"/>
-        <w:ind w:right="274"/>
-        <w:jc w:val="center"/>
-        <w:rPr>
-          <w:i/>
-          <w:sz w:val="26"/>
-        </w:rPr>
-      </w:pPr>
-      <w:r>
-        <w:rPr>
-          <w:noProof/>
-        </w:rPr>
         <w:drawing>
-          <wp:anchor distT="0" distB="0" distL="114300" distR="114300" simplePos="0" relativeHeight="251658240" behindDoc="0" locked="0" layoutInCell="1" allowOverlap="1" wp14:anchorId="7CE7F05A" wp14:editId="39652A49">
+          <wp:anchor distT="0" distB="0" distL="114300" distR="114300" simplePos="0" relativeHeight="251661312" behindDoc="0" locked="0" layoutInCell="1" allowOverlap="1" wp14:anchorId="68B13BB6" wp14:editId="7DB70663">
             <wp:simplePos x="0" y="0"/>
             <wp:positionH relativeFrom="column">
-              <wp:posOffset>179070</wp:posOffset>
+              <wp:posOffset>488950</wp:posOffset>
             </wp:positionH>
             <wp:positionV relativeFrom="paragraph">
-              <wp:posOffset>19998</wp:posOffset>
+              <wp:posOffset>194310</wp:posOffset>
             </wp:positionV>
-            <wp:extent cx="2613025" cy="1300480"/>
-            <wp:effectExtent l="0" t="0" r="0" b="0"/>
+            <wp:extent cx="2515235" cy="1256030"/>
+            <wp:effectExtent l="0" t="0" r="0" b="1270"/>
             <wp:wrapNone/>
-            <wp:docPr id="2044087589" name="Hình ảnh 4" descr="Ảnh có chứa văn bản, Phông chữ, biểu tượng, Đồ họa&#10;&#10;Mô tả được tạo tự động"/>
+            <wp:docPr id="497265722" name="Hình ảnh 2" descr="Ảnh có chứa văn bản, vòng tròn, Đồ họa, Phông chữ&#10;&#10;Mô tả được tạo tự động"/>
             <wp:cNvGraphicFramePr>
               <a:graphicFrameLocks xmlns:a="http://schemas.openxmlformats.org/drawingml/2006/main" noChangeAspect="1"/>
             </wp:cNvGraphicFramePr>
@@ -5386,9 +5274,9 @@
               <a:graphicData uri="http://schemas.openxmlformats.org/drawingml/2006/picture">
                 <pic:pic xmlns:pic="http://schemas.openxmlformats.org/drawingml/2006/picture">
                   <pic:nvPicPr>
-                    <pic:cNvPr id="2044087589" name="Hình ảnh 4" descr="Ảnh có chứa văn bản, Phông chữ, biểu tượng, Đồ họa&#10;&#10;Mô tả được tạo tự động"/>
+                    <pic:cNvPr id="497265722" name="Hình ảnh 2" descr="Ảnh có chứa văn bản, vòng tròn, Đồ họa, Phông chữ&#10;&#10;Mô tả được tạo tự động"/>
                     <pic:cNvPicPr>
-                      <a:picLocks noChangeAspect="1"/>
+                      <a:picLocks noChangeAspect="1" noChangeArrowheads="1"/>
                     </pic:cNvPicPr>
                   </pic:nvPicPr>
                   <pic:blipFill>
@@ -5407,7 +5295,7 @@
                   <pic:spPr bwMode="auto">
                     <a:xfrm>
                       <a:off x="0" y="0"/>
-                      <a:ext cx="2613025" cy="1300480"/>
+                      <a:ext cx="2515235" cy="1256030"/>
                     </a:xfrm>
                     <a:prstGeom prst="rect">
                       <a:avLst/>
@@ -5420,9 +5308,124 @@
                 </pic:pic>
               </a:graphicData>
             </a:graphic>
+            <wp14:sizeRelH relativeFrom="margin">
+              <wp14:pctWidth>0</wp14:pctWidth>
+            </wp14:sizeRelH>
+            <wp14:sizeRelV relativeFrom="margin">
+              <wp14:pctHeight>0</wp14:pctHeight>
+            </wp14:sizeRelV>
           </wp:anchor>
         </w:drawing>
       </w:r>
+      <w:r>
+        <w:rPr>
+          <w:i/>
+          <w:sz w:val="26"/>
+        </w:rPr>
+        <w:t>(Ký, ghi</w:t>
+      </w:r>
+      <w:r>
+        <w:rPr>
+          <w:i/>
+          <w:spacing w:val="9"/>
+          <w:sz w:val="26"/>
+        </w:rPr>
+        <w:t xml:space="preserve"> </w:t>
+      </w:r>
+      <w:r>
+        <w:rPr>
+          <w:i/>
+          <w:sz w:val="26"/>
+        </w:rPr>
+        <w:t>rõ</w:t>
+      </w:r>
+      <w:r>
+        <w:rPr>
+          <w:i/>
+          <w:spacing w:val="14"/>
+          <w:sz w:val="26"/>
+        </w:rPr>
+        <w:t xml:space="preserve"> </w:t>
+      </w:r>
+      <w:r>
+        <w:rPr>
+          <w:i/>
+          <w:sz w:val="26"/>
+        </w:rPr>
+        <w:t>họ</w:t>
+      </w:r>
+      <w:r>
+        <w:rPr>
+          <w:i/>
+          <w:spacing w:val="14"/>
+          <w:sz w:val="26"/>
+        </w:rPr>
+        <w:t xml:space="preserve"> </w:t>
+      </w:r>
+      <w:r>
+        <w:rPr>
+          <w:i/>
+          <w:sz w:val="26"/>
+        </w:rPr>
+        <w:t>tên</w:t>
+      </w:r>
+      <w:r>
+        <w:rPr>
+          <w:i/>
+          <w:spacing w:val="14"/>
+          <w:sz w:val="26"/>
+        </w:rPr>
+        <w:t xml:space="preserve"> </w:t>
+      </w:r>
+      <w:r>
+        <w:rPr>
+          <w:i/>
+          <w:sz w:val="26"/>
+        </w:rPr>
+        <w:t>và</w:t>
+      </w:r>
+      <w:r>
+        <w:rPr>
+          <w:i/>
+          <w:spacing w:val="14"/>
+          <w:sz w:val="26"/>
+        </w:rPr>
+        <w:t xml:space="preserve"> </w:t>
+      </w:r>
+      <w:r>
+        <w:rPr>
+          <w:i/>
+          <w:sz w:val="26"/>
+        </w:rPr>
+        <w:t>đóng</w:t>
+      </w:r>
+      <w:r>
+        <w:rPr>
+          <w:i/>
+          <w:spacing w:val="15"/>
+          <w:sz w:val="26"/>
+        </w:rPr>
+        <w:t xml:space="preserve"> </w:t>
+      </w:r>
+      <w:r>
+        <w:rPr>
+          <w:i/>
+          <w:spacing w:val="-4"/>
+          <w:sz w:val="26"/>
+        </w:rPr>
+        <w:t>dấu)</w:t>
+      </w:r>
+    </w:p>
+    <w:p>
+      <w:pPr>
+        <w:spacing w:before="90"/>
+        <w:ind w:right="274"/>
+        <w:jc w:val="center"/>
+        <w:rPr>
+          <w:i/>
+          <w:sz w:val="26"/>
+        </w:rPr>
+      </w:pPr>
       <w:r>
         <w:br w:type="column"/>
       </w:r>
@@ -5655,16 +5658,6 @@
         <w:rPr>
           <w:i/>
           <w:sz w:val="26"/>
-          <w:lang w:val="en-US"/>
-        </w:rPr>
-      </w:pPr>
-    </w:p>
-    <w:p>
-      <w:pPr>
-        <w:rPr>
-          <w:i/>
-          <w:sz w:val="12"/>
-          <w:szCs w:val="8"/>
           <w:lang w:val="en-US"/>
         </w:rPr>
       </w:pPr>
